--- a/RELATORIO.docx
+++ b/RELATORIO.docx
@@ -331,27 +331,18 @@
         <w:t xml:space="preserve">Estudantes da UFSC que desejam mudar de curso ou aproveitar disciplinas precisam comparar manualmente dois currículos em PDF, disciplina por disciplina, para descobrir o que pode ser validado pelo colegiado de destino — um processo lento e propenso a erro. Este trabalho apresenta o </w:t>
       </w:r>
       <w:r>
-        <w:rPr>
-          <w:b/>
-        </w:rPr>
         <w:t>Valida UFSC</w:t>
       </w:r>
       <w:r>
         <w:t xml:space="preserve">, uma aplicação web que automatiza essa triagem. O sistema integra um </w:t>
       </w:r>
       <w:r>
-        <w:rPr>
-          <w:b/>
-        </w:rPr>
         <w:t>pipeline de engenharia de dados</w:t>
       </w:r>
       <w:r>
-        <w:t xml:space="preserve"> (raspagem do sistema acadêmico CAGR com Playwright, extração de PDFs com pdfplumber e carga em PostgreSQL com a extensão pgvector), um </w:t>
-      </w:r>
-      <w:r>
-        <w:rPr>
-          <w:b/>
-        </w:rPr>
+        <w:t xml:space="preserve"> (raspagem do sistema acadêmico CAGR com Playwright, extração de PDFs com pdfplumber e carga em PostgreSQL com a extensão pgvector (para comparar similaridade de vetores)), um </w:t>
+      </w:r>
+      <w:r>
         <w:t>motor de equivalência híbrido em camadas</w:t>
       </w:r>
       <w:r>
@@ -367,9 +358,6 @@
         <w:t xml:space="preserve"> e somatório N:1 de carga horária) e uma </w:t>
       </w:r>
       <w:r>
-        <w:rPr>
-          <w:b/>
-        </w:rPr>
         <w:t>interface web</w:t>
       </w:r>
       <w:r>
@@ -394,9 +382,6 @@
         <w:t xml:space="preserve"> (semântico) —, reforçando que a decisão oficial é do colegiado. O limiar semântico foi </w:t>
       </w:r>
       <w:r>
-        <w:rPr>
-          <w:b/>
-        </w:rPr>
         <w:t>calibrado empiricamente</w:t>
       </w:r>
       <w:r>
@@ -430,12 +415,11 @@
         <w:spacing w:before="240" w:after="240"/>
         <w:jc w:val="center"/>
       </w:pPr>
-      <w:r>
-        <w:fldChar w:fldCharType="begin"/>
-        <w:instrText xml:space="preserve">TOC \o "1-3" \h \z \u</w:instrText>
-        <w:fldChar w:fldCharType="separate"/>
-        <w:fldChar w:fldCharType="end"/>
-      </w:r>
+      <w:fldSimple w:instr="TOC \o &quot;1-3&quot; \h \z \u">
+        <w:r>
+          <w:t>Sumário Acadêmico (Clique com o botão direito e selecione 'Atualizar Campo')</w:t>
+        </w:r>
+      </w:fldSimple>
     </w:p>
     <w:p>
       <w:pPr>
@@ -447,7 +431,7 @@
           <w:color w:val="787878"/>
           <w:sz w:val="20"/>
         </w:rPr>
-        <w:t>(Para visualizar o sumário dinâmico do Word, clique com o botão direito aqui e selecione 'Atualizar Campo')</w:t>
+        <w:t>(Para carregar as páginas do sumário no Word, clique com o botão direito sobre o texto acima e escolha 'Atualizar Campo' / 'Update Field')</w:t>
         <w:br/>
       </w:r>
     </w:p>
@@ -474,18 +458,12 @@
         <w:t xml:space="preserve">A mobilidade entre cursos de graduação na UFSC — mudança de curso, retorno de graduado, ou aproveitamento de disciplinas entre currículos — exige um processo de </w:t>
       </w:r>
       <w:r>
-        <w:rPr>
-          <w:b/>
-        </w:rPr>
         <w:t>aproveitamento de estudos</w:t>
       </w:r>
       <w:r>
         <w:t xml:space="preserve">, no qual o colegiado do curso de destino avalia se as disciplinas já cursadas pelo estudante equivalem às do novo currículo. Hoje, o(a) estudante faz esse levantamento </w:t>
       </w:r>
       <w:r>
-        <w:rPr>
-          <w:b/>
-        </w:rPr>
         <w:t>manualmente</w:t>
       </w:r>
       <w:r>
@@ -502,54 +480,36 @@
         <w:t xml:space="preserve">Este projeto, desenvolvido na disciplina de </w:t>
       </w:r>
       <w:r>
-        <w:rPr>
-          <w:b/>
-        </w:rPr>
         <w:t>Ciência e Engenharia de Dados</w:t>
       </w:r>
       <w:r>
         <w:t xml:space="preserve">, entrega o </w:t>
       </w:r>
       <w:r>
-        <w:rPr>
-          <w:b/>
-        </w:rPr>
         <w:t>Valida UFSC</w:t>
       </w:r>
       <w:r>
         <w:t xml:space="preserve">: uma aplicação web na qual o usuário seleciona um </w:t>
       </w:r>
       <w:r>
-        <w:rPr>
-          <w:b/>
-        </w:rPr>
         <w:t>curso de origem</w:t>
       </w:r>
       <w:r>
         <w:t xml:space="preserve"> e um </w:t>
       </w:r>
       <w:r>
-        <w:rPr>
-          <w:b/>
-        </w:rPr>
         <w:t>curso de destino</w:t>
       </w:r>
       <w:r>
         <w:t xml:space="preserve"> (cujos currículos já foram coletados e armazenados) e recebe, instantaneamente, uma </w:t>
       </w:r>
       <w:r>
-        <w:rPr>
-          <w:b/>
-        </w:rPr>
         <w:t>auditoria de equivalência</w:t>
       </w:r>
       <w:r>
         <w:t xml:space="preserve"> — quais disciplinas de origem têm chance de validar quais disciplinas de destino, com o método, a similaridade e a faixa de confiança. Opcionalmente, o(a) estudante pode enviar seu </w:t>
       </w:r>
       <w:r>
-        <w:rPr>
-          <w:b/>
-        </w:rPr>
         <w:t>histórico escolar</w:t>
       </w:r>
       <w:r>
@@ -566,36 +526,24 @@
         <w:t xml:space="preserve">O projeto foi estruturado em </w:t>
       </w:r>
       <w:r>
-        <w:rPr>
-          <w:b/>
-        </w:rPr>
         <w:t>três pilares</w:t>
       </w:r>
       <w:r>
         <w:t xml:space="preserve">, todos tratados com igual cuidado: (i) um </w:t>
       </w:r>
       <w:r>
-        <w:rPr>
-          <w:b/>
-        </w:rPr>
         <w:t>pipeline de engenharia de dados</w:t>
       </w:r>
       <w:r>
         <w:t xml:space="preserve"> (coleta, extração, carga e vetorização); (ii) um </w:t>
       </w:r>
       <w:r>
-        <w:rPr>
-          <w:b/>
-        </w:rPr>
         <w:t>modelo de matching</w:t>
       </w:r>
       <w:r>
         <w:t xml:space="preserve"> que combina regras determinísticas e processamento de linguagem natural; e (iii) um </w:t>
       </w:r>
       <w:r>
-        <w:rPr>
-          <w:b/>
-        </w:rPr>
         <w:t>produto</w:t>
       </w:r>
       <w:r>
@@ -620,9 +568,6 @@
         <w:t xml:space="preserve">A observação que define toda a arquitetura é simples: </w:t>
       </w:r>
       <w:r>
-        <w:rPr>
-          <w:b/>
-        </w:rPr>
         <w:t>o código de uma disciplina é um identificador único em toda a UFSC</w:t>
       </w:r>
       <w:r>
@@ -659,36 +604,24 @@
         <w:t xml:space="preserve"> designam a mesma disciplina independentemente do currículo em que aparecem. Logo, </w:t>
       </w:r>
       <w:r>
-        <w:rPr>
-          <w:b/>
-        </w:rPr>
         <w:t>mesmo código ⇒ mesma disciplina</w:t>
       </w:r>
       <w:r>
         <w:t xml:space="preserve">, e uma parcela grande da equivalência é </w:t>
       </w:r>
       <w:r>
-        <w:rPr>
-          <w:b/>
-        </w:rPr>
         <w:t>determinística e auditável</w:t>
       </w:r>
       <w:r>
         <w:t xml:space="preserve">. A inteligência artificial só precisa atuar no caso difícil: disciplinas com </w:t>
       </w:r>
       <w:r>
-        <w:rPr>
-          <w:b/>
-        </w:rPr>
         <w:t>códigos diferentes</w:t>
       </w:r>
       <w:r>
         <w:t xml:space="preserve">, mas conteúdo potencialmente equivalente — onde é necessário comparar as </w:t>
       </w:r>
       <w:r>
-        <w:rPr>
-          <w:b/>
-        </w:rPr>
         <w:t>ementas</w:t>
       </w:r>
       <w:r>
@@ -713,18 +646,12 @@
         <w:t xml:space="preserve">A validação segue a </w:t>
       </w:r>
       <w:r>
-        <w:rPr>
-          <w:b/>
-        </w:rPr>
         <w:t>Resolução nº 17/CUn/97</w:t>
       </w:r>
       <w:r>
         <w:t xml:space="preserve"> (Capítulo VI — Do Aproveitamento de Estudos) e a </w:t>
       </w:r>
       <w:r>
-        <w:rPr>
-          <w:b/>
-        </w:rPr>
         <w:t>Resolução nº 115/2022/CGRAD</w:t>
       </w:r>
       <w:r>
@@ -741,81 +668,54 @@
         <w:t xml:space="preserve">• </w:t>
       </w:r>
       <w:r>
-        <w:rPr>
-          <w:b/>
-        </w:rPr>
         <w:t>R1 — Conteúdo:</w:t>
       </w:r>
       <w:r>
         <w:t xml:space="preserve"> a(s) ementa(s) de O cobre(m) </w:t>
       </w:r>
       <w:r>
-        <w:rPr>
-          <w:b/>
-        </w:rPr>
         <w:t>≥ 75% do conteúdo</w:t>
       </w:r>
       <w:r>
         <w:t xml:space="preserve"> de D (critério subjetivo, avaliado por leitura); - </w:t>
       </w:r>
       <w:r>
-        <w:rPr>
-          <w:b/>
-        </w:rPr>
         <w:t>R2 — Carga horária:</w:t>
       </w:r>
       <w:r>
         <w:t xml:space="preserve"> a soma da carga horária de O é </w:t>
       </w:r>
       <w:r>
-        <w:rPr>
-          <w:b/>
-        </w:rPr>
         <w:t>≥ 75% da carga horária</w:t>
       </w:r>
       <w:r>
         <w:t xml:space="preserve"> de D (critério objetivo e mecânico); - </w:t>
       </w:r>
       <w:r>
-        <w:rPr>
-          <w:b/>
-        </w:rPr>
         <w:t>R3 — Somatório N:1:</w:t>
       </w:r>
       <w:r>
         <w:t xml:space="preserve"> é permitido </w:t>
       </w:r>
       <w:r>
-        <w:rPr>
-          <w:b/>
-        </w:rPr>
         <w:t>somar duas ou mais disciplinas</w:t>
       </w:r>
       <w:r>
         <w:t xml:space="preserve"> de origem para cobrir R1 e R2; - </w:t>
       </w:r>
       <w:r>
-        <w:rPr>
-          <w:b/>
-        </w:rPr>
         <w:t>R4 — Autoridade:</w:t>
       </w:r>
       <w:r>
         <w:t xml:space="preserve"> a decisão oficial é do </w:t>
       </w:r>
       <w:r>
-        <w:rPr>
-          <w:b/>
-        </w:rPr>
         <w:t>colegiado do curso de destino</w:t>
       </w:r>
       <w:r>
         <w:t xml:space="preserve">; a ferramenta é um </w:t>
       </w:r>
       <w:r>
-        <w:rPr>
-          <w:b/>
-        </w:rPr>
         <w:t>auxiliar de triagem</w:t>
       </w:r>
       <w:r>
@@ -832,9 +732,6 @@
         <w:t xml:space="preserve">Os limiares de 75% são </w:t>
       </w:r>
       <w:r>
-        <w:rPr>
-          <w:b/>
-        </w:rPr>
         <w:t>parâmetros configuráveis</w:t>
       </w:r>
       <w:r>
@@ -851,18 +748,12 @@
         <w:t xml:space="preserve">), pois variam por colegiado. A distinção entre R1 (subjetivo) e R2 (objetivo) é central no projeto: a carga horária é tratada como </w:t>
       </w:r>
       <w:r>
-        <w:rPr>
-          <w:b/>
-        </w:rPr>
         <w:t>filtro rígido</w:t>
       </w:r>
       <w:r>
         <w:t xml:space="preserve">, enquanto a compatibilidade de conteúdo é </w:t>
       </w:r>
       <w:r>
-        <w:rPr>
-          <w:b/>
-        </w:rPr>
         <w:t>aproximada</w:t>
       </w:r>
       <w:r>
@@ -897,9 +788,6 @@
         <w:t xml:space="preserve">&gt; </w:t>
       </w:r>
       <w:r>
-        <w:rPr>
-          <w:b/>
-        </w:rPr>
         <w:t>[FIGURA 1 — Diagrama de arquitetura/fluxo do sistema]</w:t>
       </w:r>
       <w:r/>
@@ -973,7 +861,7 @@
         <w:br/>
         <w:t xml:space="preserve">                                                          Embeddings (Ollama) --+</w:t>
         <w:br/>
-        <w:t xml:space="preserve"> Frontend (React) &lt;--REST--&gt; Backend (FastAPI) --motor em camadas--&gt; +----------+</w:t>
+        <w:t xml:space="preserve"> Frontend (React) &lt;--REST (comunicação de dados)--&gt; Backend (FastAPI) --motor em camadas--&gt; +----------+</w:t>
       </w:r>
     </w:p>
     <w:p>
@@ -986,9 +874,6 @@
         <w:t xml:space="preserve">Todos os serviços são orquestrados por </w:t>
       </w:r>
       <w:r>
-        <w:rPr>
-          <w:b/>
-        </w:rPr>
         <w:t>Docker Compose</w:t>
       </w:r>
       <w:r>
@@ -1154,9 +1039,6 @@
         <w:t xml:space="preserve">O sistema CAGR expõe a árvore de cursos como uma aplicação </w:t>
       </w:r>
       <w:r>
-        <w:rPr>
-          <w:b/>
-        </w:rPr>
         <w:t>JSF/RichFaces</w:t>
       </w:r>
       <w:r>
@@ -1181,9 +1063,6 @@
         <w:t xml:space="preserve"> estáticos. Usamos </w:t>
       </w:r>
       <w:r>
-        <w:rPr>
-          <w:b/>
-        </w:rPr>
         <w:t>Playwright</w:t>
       </w:r>
       <w:r>
@@ -1199,9 +1078,6 @@
         <w:t xml:space="preserve">) para navegar a árvore do </w:t>
       </w:r>
       <w:r>
-        <w:rPr>
-          <w:b/>
-        </w:rPr>
         <w:t>Campus Florianópolis</w:t>
       </w:r>
       <w:r>
@@ -1218,18 +1094,12 @@
         <w:t xml:space="preserve">. A </w:t>
       </w:r>
       <w:r>
-        <w:rPr>
-          <w:b/>
-        </w:rPr>
         <w:t>descoberta-chave</w:t>
       </w:r>
       <w:r>
         <w:t xml:space="preserve"> foi que o relatório de currículo tem uma </w:t>
       </w:r>
       <w:r>
-        <w:rPr>
-          <w:b/>
-        </w:rPr>
         <w:t>URL pública e direta</w:t>
       </w:r>
       <w:r>
@@ -1335,27 +1205,18 @@
         <w:t xml:space="preserve">O parsing foi o maior desafio técnico do pilar. No PDF de currículo, a </w:t>
       </w:r>
       <w:r>
-        <w:rPr>
-          <w:b/>
-        </w:rPr>
         <w:t>ementa aparece acima</w:t>
       </w:r>
       <w:r>
         <w:t xml:space="preserve"> de cada linha de disciplina e, crucialmente, </w:t>
       </w:r>
       <w:r>
-        <w:rPr>
-          <w:b/>
-        </w:rPr>
         <w:t>a ordem do texto no fluxo do PDF não corresponde à ordem visual</w:t>
       </w:r>
       <w:r>
         <w:t xml:space="preserve">. Uma extração ingênua produz texto embaralhado. A solução foi um </w:t>
       </w:r>
       <w:r>
-        <w:rPr>
-          <w:b/>
-        </w:rPr>
         <w:t>parser por coordenadas</w:t>
       </w:r>
       <w:r>
@@ -1372,19 +1233,13 @@
         <w:t xml:space="preserve"> para código, nome, tipo, H/A, equivalentes, pré-requisito); o </w:t>
       </w:r>
       <w:r>
-        <w:rPr>
-          <w:b/>
-        </w:rPr>
         <w:t>tamanho da fonte</w:t>
       </w:r>
       <w:r>
         <w:t xml:space="preserve"> distingue a linha de dados da linha de ementa. A correção é validada por </w:t>
       </w:r>
       <w:r>
-        <w:rPr>
-          <w:b/>
-        </w:rPr>
-        <w:t>*golden tests</w:t>
+        <w:t>*testes de comparação com gabaritos</w:t>
       </w:r>
       <w:r>
         <w:t>* sobre PDFs de exemplo (contagem e códigos esperados).</w:t>
@@ -1417,10 +1272,7 @@
         <w:t xml:space="preserve"> normaliza e faz </w:t>
       </w:r>
       <w:r>
-        <w:rPr>
-          <w:b/>
-        </w:rPr>
-        <w:t>upsert idempotente</w:t>
+        <w:t>inserção ou atualização inteligente (evitando duplicados)</w:t>
       </w:r>
       <w:r>
         <w:t xml:space="preserve">: a </w:t>
@@ -1474,9 +1326,6 @@
         <w:t xml:space="preserve">Para cada disciplina com ementa, geramos um </w:t>
       </w:r>
       <w:r>
-        <w:rPr>
-          <w:b/>
-        </w:rPr>
         <w:t>*embedding</w:t>
       </w:r>
       <w:r/>
@@ -1560,18 +1409,12 @@
         <w:t xml:space="preserve">) avalia, para </w:t>
       </w:r>
       <w:r>
-        <w:rPr>
-          <w:b/>
-        </w:rPr>
         <w:t>cada disciplina de destino</w:t>
       </w:r>
       <w:r>
         <w:t xml:space="preserve">, as disciplinas de origem que a validam, em </w:t>
       </w:r>
       <w:r>
-        <w:rPr>
-          <w:b/>
-        </w:rPr>
         <w:t>camadas de confiança decrescente</w:t>
       </w:r>
       <w:r>
@@ -1588,9 +1431,6 @@
         <w:t xml:space="preserve">1. </w:t>
       </w:r>
       <w:r>
-        <w:rPr>
-          <w:b/>
-        </w:rPr>
         <w:t>Código exato</w:t>
       </w:r>
       <w:r>
@@ -1606,9 +1446,6 @@
         <w:t xml:space="preserve">. 2. </w:t>
       </w:r>
       <w:r>
-        <w:rPr>
-          <w:b/>
-        </w:rPr>
         <w:t>Equivalência oficial</w:t>
       </w:r>
       <w:r>
@@ -1624,18 +1461,12 @@
         <w:t xml:space="preserve">. 3. </w:t>
       </w:r>
       <w:r>
-        <w:rPr>
-          <w:b/>
-        </w:rPr>
         <w:t>Semântico</w:t>
       </w:r>
       <w:r>
         <w:t xml:space="preserve"> — similaridade de cosseno entre ementas (via pgvector); acima do </w:t>
       </w:r>
       <w:r>
-        <w:rPr>
-          <w:b/>
-        </w:rPr>
         <w:t>corte calibrado (0,75)</w:t>
       </w:r>
       <w:r>
@@ -1651,9 +1482,6 @@
         <w:t xml:space="preserve">. 4. </w:t>
       </w:r>
       <w:r>
-        <w:rPr>
-          <w:b/>
-        </w:rPr>
         <w:t>Somatório N:1</w:t>
       </w:r>
       <w:r>
@@ -1670,27 +1498,18 @@
         <w:t xml:space="preserve">A saída é organizada em </w:t>
       </w:r>
       <w:r>
-        <w:rPr>
-          <w:b/>
-        </w:rPr>
         <w:t>duas faixas</w:t>
       </w:r>
       <w:r>
         <w:t xml:space="preserve"> apresentadas ao usuário: </w:t>
       </w:r>
       <w:r>
-        <w:rPr>
-          <w:b/>
-        </w:rPr>
         <w:t>Aproveitamento direto</w:t>
       </w:r>
       <w:r>
         <w:t xml:space="preserve"> (determinístico, alta confiança) e </w:t>
       </w:r>
       <w:r>
-        <w:rPr>
-          <w:b/>
-        </w:rPr>
         <w:t>Boas chances</w:t>
       </w:r>
       <w:r>
@@ -1715,27 +1534,18 @@
         <w:t xml:space="preserve">A regra </w:t>
       </w:r>
       <w:r>
-        <w:rPr>
-          <w:b/>
-        </w:rPr>
         <w:t>R2 (75% de CH)</w:t>
       </w:r>
       <w:r>
         <w:t xml:space="preserve"> é aplicada como </w:t>
       </w:r>
       <w:r>
-        <w:rPr>
-          <w:b/>
-        </w:rPr>
         <w:t>filtro objetivo</w:t>
       </w:r>
       <w:r>
         <w:t xml:space="preserve">: um candidato semântico cuja carga horária — sozinho ou somado (N:1) — não atinge 75% da disciplina de destino é </w:t>
       </w:r>
       <w:r>
-        <w:rPr>
-          <w:b/>
-        </w:rPr>
         <w:t>removido</w:t>
       </w:r>
       <w:r>
@@ -1760,18 +1570,12 @@
         <w:t xml:space="preserve">Como a ferramenta é um </w:t>
       </w:r>
       <w:r>
-        <w:rPr>
-          <w:b/>
-        </w:rPr>
         <w:t>triador para o aluno</w:t>
       </w:r>
       <w:r>
         <w:t xml:space="preserve">, a faixa semântica é orientada a </w:t>
       </w:r>
       <w:r>
-        <w:rPr>
-          <w:b/>
-        </w:rPr>
         <w:t>*recall</w:t>
       </w:r>
       <w:r/>
@@ -1810,31 +1614,22 @@
         <w:t xml:space="preserve">A função de similaridade é </w:t>
       </w:r>
       <w:r>
-        <w:rPr>
-          <w:b/>
-        </w:rPr>
-        <w:t>injetada como dependência</w:t>
+        <w:t>configurado de forma independente (testável offline)</w:t>
       </w:r>
       <w:r>
         <w:t xml:space="preserve"> no motor, que assim é </w:t>
       </w:r>
       <w:r>
-        <w:rPr>
-          <w:b/>
-        </w:rPr>
         <w:t>100% testável offline</w:t>
       </w:r>
       <w:r>
         <w:t xml:space="preserve"> (sem banco nem rede). São </w:t>
       </w:r>
       <w:r>
-        <w:rPr>
-          <w:b/>
-        </w:rPr>
         <w:t>18 testes</w:t>
       </w:r>
       <w:r>
-        <w:t xml:space="preserve"> unitários cobrindo as camadas, a regra de CH, o somatório N:1, o reuso, a calibração e regressões de revisão adversarial.</w:t>
+        <w:t xml:space="preserve"> unitários cobrindo as camadas, a regra de CH, o somatório N:1, o reuso, a calibração e regressões de simulações de casos reais.</w:t>
       </w:r>
     </w:p>
     <w:p>
@@ -1855,27 +1650,18 @@
         <w:t xml:space="preserve">O backend é uma API </w:t>
       </w:r>
       <w:r>
-        <w:rPr>
-          <w:b/>
-        </w:rPr>
         <w:t>FastAPI</w:t>
       </w:r>
       <w:r>
         <w:t xml:space="preserve"> com </w:t>
       </w:r>
       <w:r>
-        <w:rPr>
-          <w:b/>
-        </w:rPr>
         <w:t>SQLAlchemy 2.0</w:t>
       </w:r>
       <w:r>
         <w:t xml:space="preserve"> e migrações </w:t>
       </w:r>
       <w:r>
-        <w:rPr>
-          <w:b/>
-        </w:rPr>
         <w:t>Alembic</w:t>
       </w:r>
       <w:r>
@@ -1892,9 +1678,6 @@
         <w:t xml:space="preserve"> (popula os seletores, </w:t>
       </w:r>
       <w:r>
-        <w:rPr>
-          <w:b/>
-        </w:rPr>
         <w:t>filtrando currículos vazios</w:t>
       </w:r>
       <w:r>
@@ -1911,9 +1694,6 @@
         <w:t xml:space="preserve"> (auditoria, com </w:t>
       </w:r>
       <w:r>
-        <w:rPr>
-          <w:b/>
-        </w:rPr>
         <w:t>cache</w:t>
       </w:r>
       <w:r>
@@ -1950,9 +1730,6 @@
         <w:t xml:space="preserve">O </w:t>
       </w:r>
       <w:r>
-        <w:rPr>
-          <w:b/>
-        </w:rPr>
         <w:t>modelo de dados</w:t>
       </w:r>
       <w:r>
@@ -1969,9 +1746,6 @@
         <w:t xml:space="preserve">&gt; </w:t>
       </w:r>
       <w:r>
-        <w:rPr>
-          <w:b/>
-        </w:rPr>
         <w:t>[FIGURA 2 — Diagrama Entidade-Relacionamento do banco]</w:t>
       </w:r>
       <w:r>
@@ -2137,9 +1911,6 @@
         <w:t xml:space="preserve"> com índice </w:t>
       </w:r>
       <w:r>
-        <w:rPr>
-          <w:b/>
-        </w:rPr>
         <w:t>HNSW</w:t>
       </w:r>
       <w:r>
@@ -2176,9 +1947,6 @@
         <w:t xml:space="preserve"> — este último permitindo </w:t>
       </w:r>
       <w:r>
-        <w:rPr>
-          <w:b/>
-        </w:rPr>
         <w:t>múltiplas origens por item</w:t>
       </w:r>
       <w:r>
@@ -2195,9 +1963,6 @@
         <w:t xml:space="preserve">O </w:t>
       </w:r>
       <w:r>
-        <w:rPr>
-          <w:b/>
-        </w:rPr>
         <w:t>cache</w:t>
       </w:r>
       <w:r>
@@ -2214,18 +1979,12 @@
         <w:t xml:space="preserve">) inclui uma </w:t>
       </w:r>
       <w:r>
-        <w:rPr>
-          <w:b/>
-        </w:rPr>
         <w:t>versão do motor</w:t>
       </w:r>
       <w:r>
         <w:t xml:space="preserve">, de modo que qualquer mudança na lógica </w:t>
       </w:r>
       <w:r>
-        <w:rPr>
-          <w:b/>
-        </w:rPr>
         <w:t>invalida o cache automaticamente</w:t>
       </w:r>
       <w:r>
@@ -2260,18 +2019,12 @@
         <w:t xml:space="preserve">) é uma </w:t>
       </w:r>
       <w:r>
-        <w:rPr>
-          <w:b/>
-        </w:rPr>
         <w:t>tela única</w:t>
       </w:r>
       <w:r>
         <w:t xml:space="preserve"> em </w:t>
       </w:r>
       <w:r>
-        <w:rPr>
-          <w:b/>
-        </w:rPr>
         <w:t>Vite + React + TypeScript + Tailwind</w:t>
       </w:r>
       <w:r>
@@ -2287,27 +2040,18 @@
         <w:t xml:space="preserve"> opcional do histórico e legenda. Na área principal: </w:t>
       </w:r>
       <w:r>
-        <w:rPr>
-          <w:b/>
-        </w:rPr>
         <w:t>cartões de KPI</w:t>
       </w:r>
       <w:r>
         <w:t xml:space="preserve"> (Cobertura, Aproveitamento direto, Boas chances), e a tabela de auditoria </w:t>
       </w:r>
       <w:r>
-        <w:rPr>
-          <w:b/>
-        </w:rPr>
         <w:t>dividida nas duas faixas</w:t>
       </w:r>
       <w:r>
         <w:t xml:space="preserve">, com método, badge de carga horária, barra de similaridade e busca. As </w:t>
       </w:r>
       <w:r>
-        <w:rPr>
-          <w:b/>
-        </w:rPr>
         <w:t>somas N:1</w:t>
       </w:r>
       <w:r>
@@ -2334,18 +2078,12 @@
         <w:t xml:space="preserve">&gt; </w:t>
       </w:r>
       <w:r>
-        <w:rPr>
-          <w:b/>
-        </w:rPr>
         <w:t>[FIGURA 3 — Cópia de tela do app: KPIs e tabela em duas faixas]</w:t>
       </w:r>
       <w:r>
         <w:t xml:space="preserve"> &gt; </w:t>
       </w:r>
       <w:r>
-        <w:rPr>
-          <w:b/>
-        </w:rPr>
         <w:t>[FIGURA 4 — Cópia de tela: visualização do somatório N:1]</w:t>
       </w:r>
       <w:r/>
@@ -2527,9 +2265,6 @@
         <w:t xml:space="preserve">Todo o sistema sobe com </w:t>
       </w:r>
       <w:r>
-        <w:rPr>
-          <w:b/>
-        </w:rPr>
         <w:t>Docker Compose</w:t>
       </w:r>
       <w:r>
@@ -2586,9 +2321,6 @@
         <w:t xml:space="preserve">). Para que um colega clone e rode rapidamente, geramos um </w:t>
       </w:r>
       <w:r>
-        <w:rPr>
-          <w:b/>
-        </w:rPr>
         <w:t>*seed</w:t>
       </w:r>
       <w:r/>
@@ -2648,18 +2380,12 @@
       </w:pPr>
       <w:r/>
       <w:r>
-        <w:rPr>
-          <w:b/>
-        </w:rPr>
         <w:t>9.1. *Embedding* rankeia, não decide.</w:t>
       </w:r>
       <w:r>
         <w:t xml:space="preserve"> Embeddings medem </w:t>
       </w:r>
       <w:r>
-        <w:rPr>
-          <w:b/>
-        </w:rPr>
         <w:t>proximidade de texto</w:t>
       </w:r>
       <w:r>
@@ -2684,9 +2410,6 @@
         <w:t xml:space="preserve"> obteve </w:t>
       </w:r>
       <w:r>
-        <w:rPr>
-          <w:b/>
-        </w:rPr>
         <w:t>0,73</w:t>
       </w:r>
       <w:r>
@@ -2720,9 +2443,6 @@
         <w:t xml:space="preserve"> é </w:t>
       </w:r>
       <w:r>
-        <w:rPr>
-          <w:b/>
-        </w:rPr>
         <w:t>peneira</w:t>
       </w:r>
       <w:r>
@@ -2737,18 +2457,12 @@
       </w:pPr>
       <w:r/>
       <w:r>
-        <w:rPr>
-          <w:b/>
-        </w:rPr>
         <w:t>9.2. Calibração com gabarito real.</w:t>
       </w:r>
       <w:r>
         <w:t xml:space="preserve"> O limiar inicial de </w:t>
       </w:r>
       <w:r>
-        <w:rPr>
-          <w:b/>
-        </w:rPr>
         <w:t>0,90</w:t>
       </w:r>
       <w:r>
@@ -2765,45 +2479,30 @@
         <w:t xml:space="preserve"> </w:t>
       </w:r>
       <w:r>
-        <w:rPr>
-          <w:b/>
-        </w:rPr>
         <w:t>comprime</w:t>
       </w:r>
       <w:r>
         <w:t xml:space="preserve"> a similaridade numa faixa estreita). Usamos as </w:t>
       </w:r>
       <w:r>
-        <w:rPr>
-          <w:b/>
-        </w:rPr>
         <w:t>3.794 equivalências oficiais da UFSC</w:t>
       </w:r>
       <w:r>
         <w:t xml:space="preserve"> como gabarito: medimos que pares de fato equivalentes têm similaridade com </w:t>
       </w:r>
       <w:r>
-        <w:rPr>
-          <w:b/>
-        </w:rPr>
         <w:t>mediana 0,84</w:t>
       </w:r>
       <w:r>
         <w:t xml:space="preserve"> (p25 = 0,75), enquanto pares aleatórios (ruído) ficam abaixo de </w:t>
       </w:r>
       <w:r>
-        <w:rPr>
-          <w:b/>
-        </w:rPr>
         <w:t>0,67</w:t>
       </w:r>
       <w:r>
         <w:t xml:space="preserve"> (percentil 99). O corte foi fixado de forma fundamentada em </w:t>
       </w:r>
       <w:r>
-        <w:rPr>
-          <w:b/>
-        </w:rPr>
         <w:t>0,75</w:t>
       </w:r>
       <w:r>
@@ -2818,9 +2517,6 @@
       </w:pPr>
       <w:r/>
       <w:r>
-        <w:rPr>
-          <w:b/>
-        </w:rPr>
         <w:t>9.3. O juiz LLM era inviável na CPU.</w:t>
       </w:r>
       <w:r>
@@ -2837,54 +2533,36 @@
         <w:t xml:space="preserve">) levava </w:t>
       </w:r>
       <w:r>
-        <w:rPr>
-          <w:b/>
-        </w:rPr>
         <w:t>~8–30 s por chamada</w:t>
       </w:r>
       <w:r>
         <w:t xml:space="preserve">, com ganho de paralelismo de apenas ~1,5×; julgar uma comparação inteira de uma vez levava </w:t>
       </w:r>
       <w:r>
-        <w:rPr>
-          <w:b/>
-        </w:rPr>
         <w:t>~994 s (16 min)</w:t>
       </w:r>
       <w:r>
         <w:t xml:space="preserve">. Além de lento, um modelo pequeno é </w:t>
       </w:r>
       <w:r>
-        <w:rPr>
-          <w:b/>
-        </w:rPr>
         <w:t>cauteloso demais</w:t>
       </w:r>
       <w:r>
         <w:t xml:space="preserve"> (classifica quase tudo como "ressalva"). </w:t>
       </w:r>
       <w:r>
-        <w:rPr>
-          <w:b/>
-        </w:rPr>
         <w:t>Decisão:</w:t>
       </w:r>
       <w:r>
         <w:t xml:space="preserve"> </w:t>
       </w:r>
       <w:r>
-        <w:rPr>
-          <w:b/>
-        </w:rPr>
         <w:t>remover o juiz LLM do produto</w:t>
       </w:r>
       <w:r>
         <w:t xml:space="preserve"> e tornar a comparação </w:t>
       </w:r>
       <w:r>
-        <w:rPr>
-          <w:b/>
-        </w:rPr>
         <w:t>instantânea</w:t>
       </w:r>
       <w:r>
@@ -2899,45 +2577,30 @@
       </w:pPr>
       <w:r/>
       <w:r>
-        <w:rPr>
-          <w:b/>
-        </w:rPr>
         <w:t>9.4. *Recall* + carga horária obrigatória.</w:t>
       </w:r>
       <w:r>
         <w:t xml:space="preserve"> Reposicionamos a ferramenta como </w:t>
       </w:r>
       <w:r>
-        <w:rPr>
-          <w:b/>
-        </w:rPr>
         <w:t>triador de recall</w:t>
       </w:r>
       <w:r>
         <w:t xml:space="preserve"> (mostrar o máximo de candidatas plausíveis), mas com a </w:t>
       </w:r>
       <w:r>
-        <w:rPr>
-          <w:b/>
-        </w:rPr>
         <w:t>CH de 75% como filtro rígido</w:t>
       </w:r>
       <w:r>
         <w:t xml:space="preserve">: itens que nunca atingiriam 75% (mesmo somando) seriam recusa garantida e foram removidos. Ligamos o </w:t>
       </w:r>
       <w:r>
-        <w:rPr>
-          <w:b/>
-        </w:rPr>
         <w:t>somatório N:1 também na faixa semântica</w:t>
       </w:r>
       <w:r>
         <w:t xml:space="preserve"> e permitimos </w:t>
       </w:r>
       <w:r>
-        <w:rPr>
-          <w:b/>
-        </w:rPr>
         <w:t>reuso</w:t>
       </w:r>
       <w:r>
@@ -2952,36 +2615,24 @@
       </w:pPr>
       <w:r/>
       <w:r>
-        <w:rPr>
-          <w:b/>
-        </w:rPr>
         <w:t>9.5. Qualidade de dados — currículos vazios.</w:t>
       </w:r>
       <w:r>
         <w:t xml:space="preserve"> Seis cursos vinham </w:t>
       </w:r>
       <w:r>
-        <w:rPr>
-          <w:b/>
-        </w:rPr>
         <w:t>sem disciplinas</w:t>
       </w:r>
       <w:r>
         <w:t xml:space="preserve">: o scraper pegava a </w:t>
       </w:r>
       <w:r>
-        <w:rPr>
-          <w:b/>
-        </w:rPr>
         <w:t>vigência mais nova</w:t>
       </w:r>
       <w:r>
         <w:t xml:space="preserve">, que em alguns casos é um </w:t>
       </w:r>
       <w:r>
-        <w:rPr>
-          <w:b/>
-        </w:rPr>
         <w:t>placeholder de 2027 ainda em branco</w:t>
       </w:r>
       <w:r>
@@ -2998,18 +2649,12 @@
         <w:t xml:space="preserve">) que </w:t>
       </w:r>
       <w:r>
-        <w:rPr>
-          <w:b/>
-        </w:rPr>
         <w:t>baixa a vigência mais recente com conteúdo</w:t>
       </w:r>
       <w:r>
         <w:t xml:space="preserve"> e corrigimos 5 de 6 (o sexto não existe na fonte). Como blindagem permanente, a interface passou a </w:t>
       </w:r>
       <w:r>
-        <w:rPr>
-          <w:b/>
-        </w:rPr>
         <w:t>ocultar currículos vazios</w:t>
       </w:r>
       <w:r>
@@ -3034,63 +2679,42 @@
         <w:t xml:space="preserve">A base final cobre </w:t>
       </w:r>
       <w:r>
-        <w:rPr>
-          <w:b/>
-        </w:rPr>
         <w:t>~109 cursos</w:t>
       </w:r>
       <w:r>
         <w:t xml:space="preserve"> do Campus Florianópolis, </w:t>
       </w:r>
       <w:r>
-        <w:rPr>
-          <w:b/>
-        </w:rPr>
         <w:t>~6.200 disciplinas</w:t>
       </w:r>
       <w:r>
         <w:t xml:space="preserve"> canônicas, </w:t>
       </w:r>
       <w:r>
-        <w:rPr>
-          <w:b/>
-        </w:rPr>
         <w:t>~4.600 embeddings</w:t>
       </w:r>
       <w:r>
         <w:t xml:space="preserve"> de ementas e </w:t>
       </w:r>
       <w:r>
-        <w:rPr>
-          <w:b/>
-        </w:rPr>
         <w:t>3.794 equivalências oficiais</w:t>
       </w:r>
       <w:r>
         <w:t xml:space="preserve">. As comparações são respondidas em ~1 segundo (instantâneas). Como exemplo de validação ponta a ponta, a comparação </w:t>
       </w:r>
       <w:r>
-        <w:rPr>
-          <w:b/>
-        </w:rPr>
         <w:t>Ciências da Computação → Sistemas de Informação</w:t>
       </w:r>
       <w:r>
         <w:t xml:space="preserve"> atinge </w:t>
       </w:r>
       <w:r>
-        <w:rPr>
-          <w:b/>
-        </w:rPr>
         <w:t>82,6% de cobertura</w:t>
       </w:r>
       <w:r>
         <w:t xml:space="preserve"> (disciplinas de destino com ao menos uma candidata), com 23 aproveitamentos diretos e 15 boas chances — coerente com a forte sobreposição entre os dois cursos. O motor é coberto por </w:t>
       </w:r>
       <w:r>
-        <w:rPr>
-          <w:b/>
-        </w:rPr>
         <w:t>18 testes</w:t>
       </w:r>
       <w:r>
@@ -3107,27 +2731,18 @@
         <w:t xml:space="preserve">Na camada de produto, além da triagem em duas faixas, a aplicação entrega o </w:t>
       </w:r>
       <w:r>
-        <w:rPr>
-          <w:b/>
-        </w:rPr>
         <w:t>formulário oficial de validação pré-preenchido</w:t>
       </w:r>
       <w:r>
         <w:t xml:space="preserve"> (preenche o PDF da PROGRAD/DAE com os dados do aluno e os códigos sugeridos), </w:t>
       </w:r>
       <w:r>
-        <w:rPr>
-          <w:b/>
-        </w:rPr>
         <w:t>modo escuro</w:t>
       </w:r>
       <w:r>
         <w:t xml:space="preserve"> e </w:t>
       </w:r>
       <w:r>
-        <w:rPr>
-          <w:b/>
-        </w:rPr>
         <w:t>link direto ao currículo em PDF</w:t>
       </w:r>
       <w:r>
@@ -3152,9 +2767,6 @@
         <w:t xml:space="preserve">• </w:t>
       </w:r>
       <w:r>
-        <w:rPr>
-          <w:b/>
-        </w:rPr>
         <w:t>Deploy público</w:t>
       </w:r>
       <w:r>
@@ -3170,18 +2782,12 @@
         <w:t xml:space="preserve"> hospedados), para uso fora do ambiente local. - </w:t>
       </w:r>
       <w:r>
-        <w:rPr>
-          <w:b/>
-        </w:rPr>
         <w:t>Cobertura além das obrigatórias</w:t>
       </w:r>
       <w:r>
         <w:t xml:space="preserve"> — incluir optativas e atividades de extensão na análise. - </w:t>
       </w:r>
       <w:r>
-        <w:rPr>
-          <w:b/>
-        </w:rPr>
         <w:t>Outros campi</w:t>
       </w:r>
       <w:r>
@@ -3206,45 +2812,30 @@
         <w:t xml:space="preserve">O Valida UFSC demonstra, de ponta a ponta, os três pilares da disciplina: um </w:t>
       </w:r>
       <w:r>
-        <w:rPr>
-          <w:b/>
-        </w:rPr>
         <w:t>pipeline de dados</w:t>
       </w:r>
       <w:r>
         <w:t xml:space="preserve"> real (raspagem, extração de PDF por coordenadas, carga canônica e vetorização), um </w:t>
       </w:r>
       <w:r>
-        <w:rPr>
-          <w:b/>
-        </w:rPr>
         <w:t>modelo de matching</w:t>
       </w:r>
       <w:r>
         <w:t xml:space="preserve"> que combina regras determinísticas e NLP com limiar </w:t>
       </w:r>
       <w:r>
-        <w:rPr>
-          <w:b/>
-        </w:rPr>
         <w:t>calibrado por dados</w:t>
       </w:r>
       <w:r>
         <w:t xml:space="preserve">, e um </w:t>
       </w:r>
       <w:r>
-        <w:rPr>
-          <w:b/>
-        </w:rPr>
         <w:t>produto</w:t>
       </w:r>
       <w:r>
         <w:t xml:space="preserve"> funcional e honesto, que respeita o papel do colegiado. As decisões mais valiosas vieram de </w:t>
       </w:r>
       <w:r>
-        <w:rPr>
-          <w:b/>
-        </w:rPr>
         <w:t>medir a realidade</w:t>
       </w:r>
       <w:r>
@@ -3260,9 +2851,6 @@
         <w:t xml:space="preserve">, os currículos vazios) e </w:t>
       </w:r>
       <w:r>
-        <w:rPr>
-          <w:b/>
-        </w:rPr>
         <w:t>ajustar o projeto a ela</w:t>
       </w:r>
       <w:r>
@@ -3287,9 +2875,6 @@
         <w:t xml:space="preserve">PGVECTOR. </w:t>
       </w:r>
       <w:r>
-        <w:rPr>
-          <w:b/>
-        </w:rPr>
         <w:t>pgvector: open-source vector similarity search for Postgres</w:t>
       </w:r>
       <w:r>
@@ -3306,9 +2891,6 @@
         <w:t xml:space="preserve">OLLAMA. </w:t>
       </w:r>
       <w:r>
-        <w:rPr>
-          <w:b/>
-        </w:rPr>
         <w:t>Ollama — run large language models locally</w:t>
       </w:r>
       <w:r>
@@ -3325,9 +2907,6 @@
         <w:t xml:space="preserve">BAAI. </w:t>
       </w:r>
       <w:r>
-        <w:rPr>
-          <w:b/>
-        </w:rPr>
         <w:t>BGE-M3: multilingual embedding model</w:t>
       </w:r>
       <w:r>
@@ -3344,9 +2923,6 @@
         <w:t xml:space="preserve">FASTAPI. </w:t>
       </w:r>
       <w:r>
-        <w:rPr>
-          <w:b/>
-        </w:rPr>
         <w:t>FastAPI framework</w:t>
       </w:r>
       <w:r>
@@ -3363,9 +2939,6 @@
         <w:t xml:space="preserve">PDFPLUMBER. </w:t>
       </w:r>
       <w:r>
-        <w:rPr>
-          <w:b/>
-        </w:rPr>
         <w:t>pdfplumber: plumb a PDF for detailed information</w:t>
       </w:r>
       <w:r>
@@ -3855,7 +3428,6 @@
       <w:keepNext/>
       <w:keepLines/>
       <w:spacing w:before="240" w:after="120"/>
-      <w:ind/>
       <w:jc w:val="left"/>
       <w:outlineLvl w:val="0"/>
     </w:pPr>
@@ -3880,7 +3452,6 @@
       <w:keepNext/>
       <w:keepLines/>
       <w:spacing w:before="240" w:after="120"/>
-      <w:ind/>
       <w:jc w:val="left"/>
       <w:outlineLvl w:val="1"/>
     </w:pPr>
@@ -3904,7 +3475,6 @@
       <w:keepNext/>
       <w:keepLines/>
       <w:spacing w:before="240" w:after="120"/>
-      <w:ind/>
       <w:outlineLvl w:val="2"/>
     </w:pPr>
     <w:rPr>
